--- a/LAB 1 TB Sprawozdanie.docx
+++ b/LAB 1 TB Sprawozdanie.docx
@@ -135,13 +135,8 @@
         <w:pStyle w:val="Nagwek1"/>
       </w:pPr>
       <w:r>
-        <w:t xml:space="preserve">Technologie </w:t>
-      </w:r>
-      <w:proofErr w:type="spellStart"/>
-      <w:r>
-        <w:t>Blockchain</w:t>
-      </w:r>
-      <w:proofErr w:type="spellEnd"/>
+        <w:t>Technologie Blockchain</w:t>
+      </w:r>
     </w:p>
     <w:p>
       <w:pPr>
@@ -281,21 +276,8 @@
         <w:jc w:val="center"/>
       </w:pPr>
       <w:r>
-        <w:t xml:space="preserve">Środowisko programistyczne </w:t>
-      </w:r>
-      <w:proofErr w:type="spellStart"/>
-      <w:r>
-        <w:t>PyCharm</w:t>
-      </w:r>
-      <w:proofErr w:type="spellEnd"/>
-      <w:r>
-        <w:t xml:space="preserve"> i prototypowy szkielet </w:t>
-      </w:r>
-      <w:proofErr w:type="spellStart"/>
-      <w:r>
-        <w:t>blockchaina</w:t>
-      </w:r>
-      <w:proofErr w:type="spellEnd"/>
+        <w:t>Środowisko programistyczne PyCharm i prototypowy szkielet blockchaina</w:t>
+      </w:r>
       <w:r>
         <w:t>.</w:t>
       </w:r>
@@ -488,15 +470,7 @@
         <w:ind w:left="0" w:firstLine="0"/>
       </w:pPr>
       <w:r>
-        <w:t xml:space="preserve">Przygotowanie środowiska programistycznego </w:t>
-      </w:r>
-      <w:proofErr w:type="spellStart"/>
-      <w:r>
-        <w:t>PyCharm</w:t>
-      </w:r>
-      <w:proofErr w:type="spellEnd"/>
-      <w:r>
-        <w:t xml:space="preserve"> oraz zbudowanie w</w:t>
+        <w:t>Przygotowanie środowiska programistycznego PyCharm oraz zbudowanie w</w:t>
       </w:r>
     </w:p>
     <w:p>
@@ -505,21 +479,7 @@
         <w:ind w:left="0" w:firstLine="0"/>
       </w:pPr>
       <w:r>
-        <w:t xml:space="preserve">języku </w:t>
-      </w:r>
-      <w:proofErr w:type="spellStart"/>
-      <w:r>
-        <w:t>Python</w:t>
-      </w:r>
-      <w:proofErr w:type="spellEnd"/>
-      <w:r>
-        <w:t xml:space="preserve"> prototypowego szkieletu łańcucha bloków, pozwalającego zrozumieć rolę funkcji</w:t>
-      </w:r>
-      <w:r>
-        <w:t xml:space="preserve"> </w:t>
-      </w:r>
-      <w:r>
-        <w:t>skrótu i powiązań między blokami w zapewnianiu integralności danych.</w:t>
+        <w:t>języku Python prototypowego szkieletu łańcucha bloków, pozwalającego zrozumieć rolę funkcji skrótu i powiązań między blokami w zapewnianiu integralności danych.</w:t>
       </w:r>
     </w:p>
     <w:p>
@@ -574,6 +534,9 @@
         <w:ind w:left="0" w:firstLine="0"/>
       </w:pPr>
       <w:r>
+        <w:rPr>
+          <w:noProof/>
+        </w:rPr>
         <w:drawing>
           <wp:inline distT="0" distB="0" distL="0" distR="0" wp14:anchorId="3737EB44" wp14:editId="33DB3A78">
             <wp:extent cx="2255520" cy="676042"/>
@@ -617,6 +580,9 @@
         <w:ind w:left="0" w:firstLine="0"/>
       </w:pPr>
       <w:r>
+        <w:rPr>
+          <w:noProof/>
+        </w:rPr>
         <w:drawing>
           <wp:inline distT="0" distB="0" distL="0" distR="0" wp14:anchorId="3C654DC8" wp14:editId="62922C5E">
             <wp:extent cx="2831043" cy="1737360"/>
@@ -668,38 +634,8 @@
           <w:b/>
           <w:sz w:val="32"/>
         </w:rPr>
-        <w:t>2.</w:t>
-      </w:r>
-      <w:r>
-        <w:rPr>
-          <w:b/>
-          <w:sz w:val="32"/>
-        </w:rPr>
-        <w:t>2</w:t>
-      </w:r>
-      <w:r>
-        <w:rPr>
-          <w:b/>
-          <w:sz w:val="32"/>
-        </w:rPr>
-        <w:t xml:space="preserve"> </w:t>
-      </w:r>
-      <w:r>
-        <w:rPr>
-          <w:b/>
-          <w:sz w:val="32"/>
-        </w:rPr>
-        <w:t xml:space="preserve">Implementacja szkieletu </w:t>
-      </w:r>
-      <w:proofErr w:type="spellStart"/>
-      <w:r>
-        <w:rPr>
-          <w:b/>
-          <w:sz w:val="32"/>
-        </w:rPr>
-        <w:t>blockchaina</w:t>
-      </w:r>
-      <w:proofErr w:type="spellEnd"/>
+        <w:t>2.2 Implementacja szkieletu blockchaina</w:t>
+      </w:r>
     </w:p>
     <w:p>
       <w:pPr>
@@ -713,6 +649,7 @@
       <w:r>
         <w:rPr>
           <w:b/>
+          <w:noProof/>
           <w:sz w:val="32"/>
         </w:rPr>
         <w:drawing>
@@ -759,23 +696,7 @@
       </w:pPr>
       <w:r>
         <w:lastRenderedPageBreak/>
-        <w:t xml:space="preserve">Pole </w:t>
-      </w:r>
-      <w:proofErr w:type="spellStart"/>
-      <w:r>
-        <w:t>previous_hash</w:t>
-      </w:r>
-      <w:proofErr w:type="spellEnd"/>
-      <w:r>
-        <w:t xml:space="preserve"> w Bloku #2 pokrywa się co do znaku ze skrótem </w:t>
-      </w:r>
-      <w:proofErr w:type="spellStart"/>
-      <w:r>
-        <w:t>hash</w:t>
-      </w:r>
-      <w:proofErr w:type="spellEnd"/>
-      <w:r>
-        <w:t xml:space="preserve"> wyliczonym dla Bloku #1. </w:t>
+        <w:t xml:space="preserve">Pole previous_hash w Bloku #2 pokrywa się co do znaku ze skrótem hash wyliczonym dla Bloku #1. </w:t>
       </w:r>
     </w:p>
     <w:p>
@@ -784,23 +705,7 @@
         <w:ind w:left="0" w:firstLine="0"/>
       </w:pPr>
       <w:r>
-        <w:t xml:space="preserve">Pole </w:t>
-      </w:r>
-      <w:proofErr w:type="spellStart"/>
-      <w:r>
-        <w:t>previous_hash</w:t>
-      </w:r>
-      <w:proofErr w:type="spellEnd"/>
-      <w:r>
-        <w:t xml:space="preserve"> w Bloku #3 odpowiada skrótowi </w:t>
-      </w:r>
-      <w:proofErr w:type="spellStart"/>
-      <w:r>
-        <w:t>hash</w:t>
-      </w:r>
-      <w:proofErr w:type="spellEnd"/>
-      <w:r>
-        <w:t xml:space="preserve"> dla Bloku #2. </w:t>
+        <w:t xml:space="preserve">Pole previous_hash w Bloku #3 odpowiada skrótowi hash dla Bloku #2. </w:t>
       </w:r>
     </w:p>
     <w:p>
@@ -834,6 +739,7 @@
       <w:r>
         <w:rPr>
           <w:b/>
+          <w:noProof/>
           <w:sz w:val="32"/>
         </w:rPr>
         <w:drawing>
@@ -895,6 +801,7 @@
       <w:r>
         <w:rPr>
           <w:b/>
+          <w:noProof/>
           <w:sz w:val="32"/>
         </w:rPr>
         <w:drawing>
@@ -940,31 +847,7 @@
         <w:ind w:left="0" w:firstLine="0"/>
       </w:pPr>
       <w:r>
-        <w:t xml:space="preserve">Bez </w:t>
-      </w:r>
-      <w:proofErr w:type="spellStart"/>
-      <w:r>
-        <w:t>sort_keys</w:t>
-      </w:r>
-      <w:proofErr w:type="spellEnd"/>
-      <w:r>
-        <w:t xml:space="preserve">=True zmiana kolejności pól w słowniku generuje inny ciąg tekstowy JSON. Ze względu na efekt lawinowy funkcji SHA-256 każda zmiana znaków wejściowych daje całkowicie odmienny skrót. Parametr </w:t>
-      </w:r>
-      <w:proofErr w:type="spellStart"/>
-      <w:r>
-        <w:t>sort_keys</w:t>
-      </w:r>
-      <w:proofErr w:type="spellEnd"/>
-      <w:r>
-        <w:t xml:space="preserve">=True jest niezbędny, aby zagwarantować deterministyczność i taki sam </w:t>
-      </w:r>
-      <w:proofErr w:type="spellStart"/>
-      <w:r>
-        <w:t>hash</w:t>
-      </w:r>
-      <w:proofErr w:type="spellEnd"/>
-      <w:r>
-        <w:t xml:space="preserve"> na wszystkich węzłach sieci.</w:t>
+        <w:t>Bez sort_keys=True zmiana kolejności pól w słowniku generuje inny ciąg tekstowy JSON. Ze względu na efekt lawinowy funkcji SHA-256 każda zmiana znaków wejściowych daje całkowicie odmienny skrót. Parametr sort_keys=True jest niezbędny, aby zagwarantować deterministyczność i taki sam hash na wszystkich węzłach sieci.</w:t>
       </w:r>
     </w:p>
     <w:p>
@@ -1006,14 +889,7 @@
           <w:sz w:val="32"/>
         </w:rPr>
         <w:lastRenderedPageBreak/>
-        <w:t xml:space="preserve">2.2 </w:t>
-      </w:r>
-      <w:r>
-        <w:rPr>
-          <w:b/>
-          <w:sz w:val="32"/>
-        </w:rPr>
-        <w:t>Weryfikacja integralności</w:t>
+        <w:t>2.2 Weryfikacja integralności</w:t>
       </w:r>
     </w:p>
     <w:p>
@@ -1028,6 +904,7 @@
       <w:r>
         <w:rPr>
           <w:b/>
+          <w:noProof/>
           <w:sz w:val="32"/>
         </w:rPr>
         <w:drawing>
@@ -1079,6 +956,7 @@
       <w:r>
         <w:rPr>
           <w:b/>
+          <w:noProof/>
           <w:sz w:val="32"/>
         </w:rPr>
         <w:drawing>
@@ -1130,6 +1008,7 @@
       <w:r>
         <w:rPr>
           <w:b/>
+          <w:noProof/>
           <w:sz w:val="32"/>
         </w:rPr>
         <w:drawing>
@@ -1181,6 +1060,7 @@
       <w:r>
         <w:rPr>
           <w:b/>
+          <w:noProof/>
           <w:sz w:val="32"/>
         </w:rPr>
         <w:drawing>
@@ -1232,6 +1112,7 @@
       <w:r>
         <w:rPr>
           <w:b/>
+          <w:noProof/>
           <w:sz w:val="32"/>
         </w:rPr>
         <w:drawing>
@@ -1278,23 +1159,7 @@
       </w:pPr>
       <w:r>
         <w:lastRenderedPageBreak/>
-        <w:t xml:space="preserve">Przeliczenie </w:t>
-      </w:r>
-      <w:proofErr w:type="spellStart"/>
-      <w:r>
-        <w:t>previous_hash</w:t>
-      </w:r>
-      <w:proofErr w:type="spellEnd"/>
-      <w:r>
-        <w:t xml:space="preserve">: Nie wykryje, ponieważ metoda sprawdzi jedynie, czy wskaźniki w blokach są ze sobą spójne. Przeliczenie ich trwa ułamek sekundy, więc bez mechanizmu Proof of </w:t>
-      </w:r>
-      <w:proofErr w:type="spellStart"/>
-      <w:r>
-        <w:t>Work</w:t>
-      </w:r>
-      <w:proofErr w:type="spellEnd"/>
-      <w:r>
-        <w:t xml:space="preserve"> atak się powiedzie.</w:t>
+        <w:t>Przeliczenie previous_hash: Nie wykryje, ponieważ metoda sprawdzi jedynie, czy wskaźniki w blokach są ze sobą spójne. Przeliczenie ich trwa ułamek sekundy, więc bez mechanizmu Proof of Work atak się powiedzie.</w:t>
       </w:r>
     </w:p>
     <w:p>
@@ -1303,15 +1168,7 @@
         <w:ind w:left="0" w:firstLine="0"/>
       </w:pPr>
       <w:r>
-        <w:t xml:space="preserve">Modyfikacja ostatniego bloku: Nie wykryje, bo za ostatnim blokiem nie ma już kolejnego, który weryfikowałby jego skrót w polu </w:t>
-      </w:r>
-      <w:proofErr w:type="spellStart"/>
-      <w:r>
-        <w:t>previous_hash</w:t>
-      </w:r>
-      <w:proofErr w:type="spellEnd"/>
-      <w:r>
-        <w:t>.</w:t>
+        <w:t>Modyfikacja ostatniego bloku: Nie wykryje, bo za ostatnim blokiem nie ma już kolejnego, który weryfikowałby jego skrót w polu previous_hash.</w:t>
       </w:r>
     </w:p>
     <w:p>
@@ -1358,23 +1215,7 @@
         <w:ind w:left="14" w:firstLine="0"/>
       </w:pPr>
       <w:r>
-        <w:t xml:space="preserve">Ćwiczenie wykazało, że kryptograficzne powiązanie bloków za pomocą funkcji skrótu SHA-256 skutecznie zapewnia integralność danych i natychmiastowo ujawnia wszelkie nieautoryzowane modyfikacje. Niezbędnym elementem procesu jest deterministyczna </w:t>
-      </w:r>
-      <w:proofErr w:type="spellStart"/>
-      <w:r>
-        <w:t>serializacja</w:t>
-      </w:r>
-      <w:proofErr w:type="spellEnd"/>
-      <w:r>
-        <w:t xml:space="preserve"> z posortowanymi kluczami, która gwarantuje spójność wyliczanych skrótów. Sam łańcuch skrótów nie jest jednak wystarczającym zabezpieczeniem bez dodatkowych mechanizmów konsensusu, takich jak Proof of </w:t>
-      </w:r>
-      <w:proofErr w:type="spellStart"/>
-      <w:r>
-        <w:t>Work</w:t>
-      </w:r>
-      <w:proofErr w:type="spellEnd"/>
-      <w:r>
-        <w:t>.</w:t>
+        <w:t>Ćwiczenie wykazało, że kryptograficzne powiązanie bloków za pomocą funkcji skrótu SHA-256 skutecznie zapewnia integralność danych i natychmiastowo ujawnia wszelkie nieautoryzowane modyfikacje. Niezbędnym elementem procesu jest deterministyczna serializacja z posortowanymi kluczami, która gwarantuje spójność wyliczanych skrótów. Sam łańcuch skrótów nie jest jednak wystarczającym zabezpieczeniem bez dodatkowych mechanizmów konsensusu, takich jak Proof of Work.</w:t>
       </w:r>
     </w:p>
     <w:p>
@@ -1438,15 +1279,7 @@
         <w:spacing w:after="48" w:line="259" w:lineRule="auto"/>
       </w:pPr>
       <w:r>
-        <w:t xml:space="preserve">Dlaczego przy obliczaniu skrótu bloku stosuje się </w:t>
-      </w:r>
-      <w:proofErr w:type="spellStart"/>
-      <w:r>
-        <w:t>serializację</w:t>
-      </w:r>
-      <w:proofErr w:type="spellEnd"/>
-      <w:r>
-        <w:t xml:space="preserve"> z posortowanymi kluczami?</w:t>
+        <w:t>Dlaczego przy obliczaniu skrótu bloku stosuje się serializację z posortowanymi kluczami?</w:t>
       </w:r>
     </w:p>
     <w:p>
@@ -1477,15 +1310,7 @@
         <w:ind w:left="9" w:hanging="10"/>
       </w:pPr>
       <w:r>
-        <w:t xml:space="preserve">Blok genezy nie ma poprzednika (pole </w:t>
-      </w:r>
-      <w:proofErr w:type="spellStart"/>
-      <w:r>
-        <w:t>previous_hash</w:t>
-      </w:r>
-      <w:proofErr w:type="spellEnd"/>
-      <w:r>
-        <w:t xml:space="preserve"> zawiera ciąg zer) i stanowi stały punkt wyjścia, od którego wszystkie węzły budują spójny łańcuch. </w:t>
+        <w:t xml:space="preserve">Blok genezy nie ma poprzednika (pole previous_hash zawiera ciąg zer) i stanowi stały punkt wyjścia, od którego wszystkie węzły budują spójny łańcuch. </w:t>
       </w:r>
     </w:p>
     <w:p>
@@ -1509,21 +1334,11 @@
       <w:r>
         <w:t xml:space="preserve">Przeliczenie </w:t>
       </w:r>
-      <w:proofErr w:type="spellStart"/>
-      <w:r>
-        <w:t>skrótow</w:t>
-      </w:r>
-      <w:proofErr w:type="spellEnd"/>
-      <w:r>
-        <w:t xml:space="preserve"> dla prostego łańcucha trwa ułamek sekundy, więc bez kosztownego obliczeniowo mechanizmu konsensusu (np. Proof of </w:t>
-      </w:r>
-      <w:proofErr w:type="spellStart"/>
-      <w:r>
-        <w:t>Work</w:t>
-      </w:r>
-      <w:proofErr w:type="spellEnd"/>
-      <w:r>
-        <w:t xml:space="preserve">) sfałszowanie wpisów jest bardzo łatwe. </w:t>
+      <w:r>
+        <w:t>skrótów</w:t>
+      </w:r>
+      <w:r>
+        <w:t xml:space="preserve"> dla prostego łańcucha trwa ułamek sekundy, więc bez kosztownego obliczeniowo mechanizmu konsensusu (np. Proof of Work) sfałszowanie wpisów jest bardzo łatwe. </w:t>
       </w:r>
     </w:p>
     <w:p>
@@ -1531,6 +1346,18 @@
         <w:spacing w:after="48" w:line="259" w:lineRule="auto"/>
         <w:ind w:left="9" w:hanging="10"/>
       </w:pPr>
+    </w:p>
+    <w:p>
+      <w:pPr>
+        <w:spacing w:after="48" w:line="259" w:lineRule="auto"/>
+        <w:ind w:left="9" w:hanging="10"/>
+      </w:pPr>
+      <w:r>
+        <w:t xml:space="preserve">Repozytorium: </w:t>
+      </w:r>
+      <w:r>
+        <w:t>https://github.com/KacperPocha/TB-LAB1/tree/main</w:t>
+      </w:r>
     </w:p>
     <w:sectPr>
       <w:pgSz w:w="11906" w:h="16838"/>
@@ -2941,6 +2768,7 @@
   <w:style w:type="character" w:default="1" w:styleId="Domylnaczcionkaakapitu">
     <w:name w:val="Default Paragraph Font"/>
     <w:uiPriority w:val="1"/>
+    <w:semiHidden/>
     <w:unhideWhenUsed/>
   </w:style>
   <w:style w:type="table" w:default="1" w:styleId="Standardowy">
